--- a/docs/卒論(参考資料)/AIプロンプト.docx
+++ b/docs/卒論(参考資料)/AIプロンプト.docx
@@ -46,11 +46,6 @@
       </w:r>
     </w:p>
     <w:p>
-      <w:pPr>
-        <w:rPr>
-          <w:rFonts w:hint="eastAsia"/>
-        </w:rPr>
-      </w:pPr>
       <w:r>
         <w:rPr>
           <w:rFonts w:hint="eastAsia"/>
@@ -85,6 +80,35 @@
           <w:rFonts w:hint="eastAsia"/>
         </w:rPr>
         <w:t>というサーバを使うことにしている。</w:t>
+      </w:r>
+    </w:p>
+    <w:p>
+      <w:r>
+        <w:rPr>
+          <w:rFonts w:hint="eastAsia"/>
+        </w:rPr>
+        <w:t xml:space="preserve">- </w:t>
+      </w:r>
+      <w:r>
+        <w:rPr>
+          <w:rFonts w:hint="eastAsia"/>
+        </w:rPr>
+        <w:t>「</w:t>
+      </w:r>
+      <w:r>
+        <w:t>2370354_西薗正彦_卒業論文本文.docx</w:t>
+      </w:r>
+      <w:r>
+        <w:rPr>
+          <w:rFonts w:hint="eastAsia"/>
+        </w:rPr>
+        <w:t>」の作成後に</w:t>
+      </w:r>
+      <w:r>
+        <w:rPr>
+          <w:rFonts w:hint="eastAsia"/>
+        </w:rPr>
+        <w:t>コード内容もアップロードされている。</w:t>
       </w:r>
       <w:r>
         <w:br/>
